--- a/文档/12.项目组成员分工.docx
+++ b/文档/12.项目组成员分工.docx
@@ -378,6 +378,15 @@
           <w:sz w:val="28"/>
         </w:rPr>
         <w:t>评审负责人（签名）：郭家亨、陈俊福、查文翔</w:t>
+      </w:r>
+      <w:r>
+        <w:rPr>
+          <w:rFonts w:ascii="Times New Roman" w:hAnsi="Times New Roman" w:eastAsia="宋体"/>
+          <w:b w:val="0"/>
+          <w:color w:val="000000"/>
+          <w:sz w:val="28"/>
+        </w:rPr>
+        <w:t>、王琛傲、彭言锐</w:t>
       </w:r>
     </w:p>
     <w:p>
@@ -1091,7 +1100,7 @@
                 <w:color w:val="000000"/>
                 <w:sz w:val="21"/>
               </w:rPr>
-              <w:t>需求规约、前端开发、生成与比对模块</w:t>
+              <w:t>需求规约、前端开发、合同生成模块</w:t>
             </w:r>
           </w:p>
         </w:tc>
@@ -1150,7 +1159,125 @@
                 <w:color w:val="000000"/>
                 <w:sz w:val="21"/>
               </w:rPr>
-              <w:t>测试计划/用例/日志、审查与合规模块</w:t>
+              <w:t>测试计划/用例/日志、合同审查模块</w:t>
+            </w:r>
+          </w:p>
+        </w:tc>
+      </w:tr>
+      <w:tr>
+        <w:tc>
+          <w:tcPr>
+            <w:tcW w:type="dxa" w:w="1417"/>
+          </w:tcPr>
+          <w:p>
+            <w:pPr>
+              <w:jc w:val="center"/>
+            </w:pPr>
+            <w:r>
+              <w:rPr>
+                <w:rFonts w:ascii="Times New Roman" w:hAnsi="Times New Roman" w:eastAsia="宋体"/>
+                <w:b w:val="0"/>
+                <w:color w:val="000000"/>
+                <w:sz w:val="21"/>
+              </w:rPr>
+              <w:t>王琛傲</w:t>
+            </w:r>
+          </w:p>
+        </w:tc>
+        <w:tc>
+          <w:tcPr>
+            <w:tcW w:type="dxa" w:w="2835"/>
+          </w:tcPr>
+          <w:p>
+            <w:pPr>
+              <w:jc w:val="center"/>
+            </w:pPr>
+            <w:r>
+              <w:rPr>
+                <w:rFonts w:ascii="Times New Roman" w:hAnsi="Times New Roman" w:eastAsia="宋体"/>
+                <w:b w:val="0"/>
+                <w:color w:val="000000"/>
+                <w:sz w:val="21"/>
+              </w:rPr>
+              <w:t>全栈工程师</w:t>
+            </w:r>
+          </w:p>
+        </w:tc>
+        <w:tc>
+          <w:tcPr>
+            <w:tcW w:type="dxa" w:w="4252"/>
+          </w:tcPr>
+          <w:p>
+            <w:pPr>
+              <w:jc w:val="center"/>
+            </w:pPr>
+            <w:r>
+              <w:rPr>
+                <w:rFonts w:ascii="Times New Roman" w:hAnsi="Times New Roman" w:eastAsia="宋体"/>
+                <w:b w:val="0"/>
+                <w:color w:val="000000"/>
+                <w:sz w:val="21"/>
+              </w:rPr>
+              <w:t>后端接口与登录鉴权、合规检查模块</w:t>
+            </w:r>
+          </w:p>
+        </w:tc>
+      </w:tr>
+      <w:tr>
+        <w:tc>
+          <w:tcPr>
+            <w:tcW w:type="dxa" w:w="1417"/>
+          </w:tcPr>
+          <w:p>
+            <w:pPr>
+              <w:jc w:val="center"/>
+            </w:pPr>
+            <w:r>
+              <w:rPr>
+                <w:rFonts w:ascii="Times New Roman" w:hAnsi="Times New Roman" w:eastAsia="宋体"/>
+                <w:b w:val="0"/>
+                <w:color w:val="000000"/>
+                <w:sz w:val="21"/>
+              </w:rPr>
+              <w:t>彭言锐</w:t>
+            </w:r>
+          </w:p>
+        </w:tc>
+        <w:tc>
+          <w:tcPr>
+            <w:tcW w:type="dxa" w:w="2835"/>
+          </w:tcPr>
+          <w:p>
+            <w:pPr>
+              <w:jc w:val="center"/>
+            </w:pPr>
+            <w:r>
+              <w:rPr>
+                <w:rFonts w:ascii="Times New Roman" w:hAnsi="Times New Roman" w:eastAsia="宋体"/>
+                <w:b w:val="0"/>
+                <w:color w:val="000000"/>
+                <w:sz w:val="21"/>
+              </w:rPr>
+              <w:t>全栈工程师</w:t>
+            </w:r>
+          </w:p>
+        </w:tc>
+        <w:tc>
+          <w:tcPr>
+            <w:tcW w:type="dxa" w:w="4252"/>
+          </w:tcPr>
+          <w:p>
+            <w:pPr>
+              <w:jc w:val="center"/>
+            </w:pPr>
+            <w:r>
+              <w:rPr>
+                <w:rFonts w:ascii="Times New Roman" w:hAnsi="Times New Roman" w:eastAsia="宋体"/>
+                <w:b w:val="0"/>
+                <w:color w:val="000000"/>
+                <w:sz w:val="21"/>
+              </w:rPr>
+              <w:t>系统部署与前后端联调、条款比对模块</w:t>
             </w:r>
           </w:p>
         </w:tc>
@@ -1370,7 +1497,7 @@
                 <w:color w:val="000000"/>
                 <w:sz w:val="21"/>
               </w:rPr>
-              <w:t>郭家亨</w:t>
+              <w:t>王琛傲</w:t>
             </w:r>
           </w:p>
         </w:tc>
@@ -1410,7 +1537,7 @@
                 <w:color w:val="000000"/>
                 <w:sz w:val="21"/>
               </w:rPr>
-              <w:t>郭家亨</w:t>
+              <w:t>彭言锐</w:t>
             </w:r>
           </w:p>
         </w:tc>
@@ -1570,7 +1697,7 @@
                 <w:color w:val="000000"/>
                 <w:sz w:val="21"/>
               </w:rPr>
-              <w:t>郭家亨</w:t>
+              <w:t>陈俊福</w:t>
             </w:r>
           </w:p>
         </w:tc>
@@ -1650,7 +1777,7 @@
                 <w:color w:val="000000"/>
                 <w:sz w:val="21"/>
               </w:rPr>
-              <w:t>郭家亨</w:t>
+              <w:t>彭言锐</w:t>
             </w:r>
           </w:p>
         </w:tc>
@@ -1791,7 +1918,7 @@
                 <w:color w:val="000000"/>
                 <w:sz w:val="21"/>
               </w:rPr>
-              <w:t>合同审查、合规检查</w:t>
+              <w:t>合同智能审查</w:t>
             </w:r>
           </w:p>
         </w:tc>
@@ -1829,7 +1956,7 @@
                 <w:color w:val="000000"/>
                 <w:sz w:val="21"/>
               </w:rPr>
-              <w:t>审查链路、法规检索与合规判断</w:t>
+              <w:t>审查链路、法规检索、风险报告</w:t>
             </w:r>
           </w:p>
         </w:tc>
@@ -1850,7 +1977,7 @@
                 <w:color w:val="000000"/>
                 <w:sz w:val="21"/>
               </w:rPr>
-              <w:t>合同生成、条款比对</w:t>
+              <w:t>标准合同生成</w:t>
             </w:r>
           </w:p>
         </w:tc>
@@ -1888,7 +2015,125 @@
                 <w:color w:val="000000"/>
                 <w:sz w:val="21"/>
               </w:rPr>
-              <w:t>要素收集、生成自检、双层比对</w:t>
+              <w:t>问答式要素收集、生成自检</w:t>
+            </w:r>
+          </w:p>
+        </w:tc>
+      </w:tr>
+      <w:tr>
+        <w:tc>
+          <w:tcPr>
+            <w:tcW w:type="dxa" w:w="2835"/>
+          </w:tcPr>
+          <w:p>
+            <w:pPr>
+              <w:jc w:val="center"/>
+            </w:pPr>
+            <w:r>
+              <w:rPr>
+                <w:rFonts w:ascii="Times New Roman" w:hAnsi="Times New Roman" w:eastAsia="宋体"/>
+                <w:b w:val="0"/>
+                <w:color w:val="000000"/>
+                <w:sz w:val="21"/>
+              </w:rPr>
+              <w:t>条款库与比对</w:t>
+            </w:r>
+          </w:p>
+        </w:tc>
+        <w:tc>
+          <w:tcPr>
+            <w:tcW w:type="dxa" w:w="1417"/>
+          </w:tcPr>
+          <w:p>
+            <w:pPr>
+              <w:jc w:val="center"/>
+            </w:pPr>
+            <w:r>
+              <w:rPr>
+                <w:rFonts w:ascii="Times New Roman" w:hAnsi="Times New Roman" w:eastAsia="宋体"/>
+                <w:b w:val="0"/>
+                <w:color w:val="000000"/>
+                <w:sz w:val="21"/>
+              </w:rPr>
+              <w:t>彭言锐</w:t>
+            </w:r>
+          </w:p>
+        </w:tc>
+        <w:tc>
+          <w:tcPr>
+            <w:tcW w:type="dxa" w:w="4252"/>
+          </w:tcPr>
+          <w:p>
+            <w:pPr>
+              <w:jc w:val="center"/>
+            </w:pPr>
+            <w:r>
+              <w:rPr>
+                <w:rFonts w:ascii="Times New Roman" w:hAnsi="Times New Roman" w:eastAsia="宋体"/>
+                <w:b w:val="0"/>
+                <w:color w:val="000000"/>
+                <w:sz w:val="21"/>
+              </w:rPr>
+              <w:t>新旧版本 diff、双层比对</w:t>
+            </w:r>
+          </w:p>
+        </w:tc>
+      </w:tr>
+      <w:tr>
+        <w:tc>
+          <w:tcPr>
+            <w:tcW w:type="dxa" w:w="2835"/>
+          </w:tcPr>
+          <w:p>
+            <w:pPr>
+              <w:jc w:val="center"/>
+            </w:pPr>
+            <w:r>
+              <w:rPr>
+                <w:rFonts w:ascii="Times New Roman" w:hAnsi="Times New Roman" w:eastAsia="宋体"/>
+                <w:b w:val="0"/>
+                <w:color w:val="000000"/>
+                <w:sz w:val="21"/>
+              </w:rPr>
+              <w:t>合规性检查</w:t>
+            </w:r>
+          </w:p>
+        </w:tc>
+        <w:tc>
+          <w:tcPr>
+            <w:tcW w:type="dxa" w:w="1417"/>
+          </w:tcPr>
+          <w:p>
+            <w:pPr>
+              <w:jc w:val="center"/>
+            </w:pPr>
+            <w:r>
+              <w:rPr>
+                <w:rFonts w:ascii="Times New Roman" w:hAnsi="Times New Roman" w:eastAsia="宋体"/>
+                <w:b w:val="0"/>
+                <w:color w:val="000000"/>
+                <w:sz w:val="21"/>
+              </w:rPr>
+              <w:t>王琛傲</w:t>
+            </w:r>
+          </w:p>
+        </w:tc>
+        <w:tc>
+          <w:tcPr>
+            <w:tcW w:type="dxa" w:w="4252"/>
+          </w:tcPr>
+          <w:p>
+            <w:pPr>
+              <w:jc w:val="center"/>
+            </w:pPr>
+            <w:r>
+              <w:rPr>
+                <w:rFonts w:ascii="Times New Roman" w:hAnsi="Times New Roman" w:eastAsia="宋体"/>
+                <w:b w:val="0"/>
+                <w:color w:val="000000"/>
+                <w:sz w:val="21"/>
+              </w:rPr>
+              <w:t>法规检索与合规判断</w:t>
             </w:r>
           </w:p>
         </w:tc>
